--- a/testakten/robotikrecht-roboterflotte-vellbruck-muenchen/30_wartungsprotokolle_luecken.docx
+++ b/testakten/robotikrecht-roboterflotte-vellbruck-muenchen/30_wartungsprotokolle_luecken.docx
@@ -37,7 +37,7 @@
         <w:jc w:val="left"/>
       </w:pPr>
       <w:r>
-        <w:t>Dieses Aktenstück betrifft Service, Kalibrierung, Remotezugriff. Es ist nicht abschließend freigegeben. Die technische Seite spricht in Versionen, Tickets und Parametern; die rechtliche Seite muss daraus Rollen, Zweckbestimmung, Pflichtenkreis und Beweisrisiko bilden.</w:t>
+        <w:t>Dieser Vermerk wertet die Wartungsprotokolle der LumaMove-Flotte aus und dokumentiert die Lücken, die der Versicherer und die Behörde bemängeln werden.</w:t>
       </w:r>
     </w:p>
     <w:p>
@@ -56,13 +56,7 @@
         <w:pStyle w:val="ListBullet"/>
       </w:pPr>
       <w:r>
-        <w:rPr>
-          <w:b/>
-        </w:rPr>
-        <w:t>Service:</w:t>
-      </w:r>
-      <w:r>
-        <w:t xml:space="preserve"> Die Akte enthält hierzu widersprüchliche Hinweise. Für die rechtliche Bewertung muss geklärt werden, ob die Aussage aus Vertrag, Anleitung, Produktakte, Marketing, Logdaten oder nachträglicher Krisenkommunikation stammt.</w:t>
+        <w:t>Service: Der Wartungsvertrag verpflichtet Schärlein zu Quartalswartung mit Protokoll; die Ausfälle sind unstreitig, die Nachholung ist nicht dokumentiert.</w:t>
       </w:r>
     </w:p>
     <w:p>
@@ -70,13 +64,7 @@
         <w:pStyle w:val="ListBullet"/>
       </w:pPr>
       <w:r>
-        <w:rPr>
-          <w:b/>
-        </w:rPr>
-        <w:t>Kalibrierung:</w:t>
-      </w:r>
-      <w:r>
-        <w:t xml:space="preserve"> Die Akte enthält hierzu widersprüchliche Hinweise. Für die rechtliche Bewertung muss geklärt werden, ob die Aussage aus Vertrag, Anleitung, Produktakte, Marketing, Logdaten oder nachträglicher Krisenkommunikation stammt.</w:t>
+        <w:t>Kalibrierung: Ohne Q2-Kalibrierung ist der Sensorzustand am Unfalltag nicht belegt; das schwächt sowohl die eigene Verteidigung als auch den Regress gegen OptiSense.</w:t>
       </w:r>
     </w:p>
     <w:p>
@@ -84,13 +72,7 @@
         <w:pStyle w:val="ListBullet"/>
       </w:pPr>
       <w:r>
-        <w:rPr>
-          <w:b/>
-        </w:rPr>
-        <w:t>Remotezugriff:</w:t>
-      </w:r>
-      <w:r>
-        <w:t xml:space="preserve"> Die Akte enthält hierzu widersprüchliche Hinweise. Für die rechtliche Bewertung muss geklärt werden, ob die Aussage aus Vertrag, Anleitung, Produktakte, Marketing, Logdaten oder nachträglicher Krisenkommunikation stammt.</w:t>
+        <w:t>Remotezugriff: Die fehlende Zuordnung der Remotesitzungen zu Wartungsprotokollen ist die zentrale Dokumentationslücke des Falls.</w:t>
       </w:r>
     </w:p>
     <w:p>
@@ -109,7 +91,7 @@
         <w:jc w:val="left"/>
       </w:pPr>
       <w:r>
-        <w:t>Die Unterlage ist bewusst nicht glatt: Vertrieb, Technik, Datenschutz, Qualitätssicherung und Geschäftsführung verwenden nicht immer dieselben Produktnamen. Gerade daraus entsteht das juristische Problem, weil Zweckbestimmung, tatsächliche Nutzung, Werbeaussage und Updatepraxis auseinanderlaufen.</w:t>
+        <w:t>Die Protokolle von Schärlein Automation weisen für Q1 2026 zwei ausgefallene Wartungstermine aus; die Kalibrierung der Sensorik ist zuletzt für Januar 2026 dokumentiert, die Vorgabe von OptiSense verlangt Quartalskalibrierung.</w:t>
       </w:r>
     </w:p>
     <w:p>
@@ -117,23 +99,7 @@
         <w:jc w:val="left"/>
       </w:pPr>
       <w:r>
-        <w:t>Für die rechtliche Bewertung müssen die technischen Annahmen jeweils mit der Produktakte abgeglichen werden. Eine Risikobeurteilung, die nur den Laborzustand beschreibt, trägt den Pilotbetrieb im Lager oder im Pflegezimmer nicht automatisch.</w:t>
-      </w:r>
-    </w:p>
-    <w:p>
-      <w:pPr>
-        <w:jc w:val="left"/>
-      </w:pPr>
-      <w:r>
-        <w:t>Die Akte enthält mehrere Spuren, die sich gegenseitig widersprechen: Der Betreiber spricht von einem autonomen Flottensystem, die CE-Unterlage von einem assistierten Transportmittel, die Marketingfolien von lernender Umgebungserkennung und die Bedienungsanleitung von festen Sicherheitszonen.</w:t>
-      </w:r>
-    </w:p>
-    <w:p>
-      <w:pPr>
-        <w:jc w:val="left"/>
-      </w:pPr>
-      <w:r>
-        <w:t>Die Kanzlei soll keine finale technische Konformität bescheinigen, sondern entscheiden, welche Unterlagen fehlen, welche Sofortmaßnahmen nötig sind und welche Aussagen gegenüber Behörde, Kunden, Versicherer und Betroffenen vertretbar sind.</w:t>
+        <w:t>Remotewartungen sind im Ticketsystem erfasst, aber nicht durchgängig den Protokollen zugeordnet; die remote-admin-Sitzungen vom 27.05.2026 fehlen in den Wartungsunterlagen vollständig.</w:t>
       </w:r>
     </w:p>
     <w:p>
@@ -152,10 +118,7 @@
         <w:pStyle w:val="Heading3"/>
       </w:pPr>
       <w:r>
-        <w:rPr>
-          <w:rFonts w:ascii="Times New Roman" w:hAnsi="Times New Roman"/>
-        </w:rPr>
-        <w:t>Punkt 1</w:t>
+        <w:t>Service</w:t>
       </w:r>
     </w:p>
     <w:p>
@@ -163,7 +126,15 @@
         <w:jc w:val="left"/>
       </w:pPr>
       <w:r>
-        <w:t>Im Gespräch mit Leonie Rottkamp, Bertram Kiendl und Jasper Rodenwald wurde deutlich, dass die Produktlinie nicht mit einer einzigen rechtlichen Schublade erfasst werden kann. Die Vellbruck Robotics GmbH liefert Hardware, Steuerungssoftware, Cloudfunktionen, Wartung und gelegentlich eine kundenspezifische Parametrisierung. Beim Betreiber Münchner Feinlogistik GmbH wurden Schutzfelder verändert, ohne dass klar ist, ob dies vom Admin-Panel gedeckt oder nur technisch möglich war. Der Pflegepilot im St.-Ludgerus-Klinikum München-Sendling verschärft die Lage, weil dort Sensorik, vulnerable Personen und medizinische Nähe zusammentreffen.</w:t>
+        <w:t>Schärlein wird zur Nachholung und zur Vervollständigung der Protokolle aufgefordert; die Ausfälle werden für den Regress (Aktenstück 40) gesichert.</w:t>
+      </w:r>
+    </w:p>
+    <w:p>
+      <w:pPr>
+        <w:pStyle w:val="Heading3"/>
+      </w:pPr>
+      <w:r>
+        <w:t>Kalibrierung</w:t>
       </w:r>
     </w:p>
     <w:p>
@@ -171,7 +142,7 @@
         <w:jc w:val="left"/>
       </w:pPr>
       <w:r>
-        <w:t>Für die anwaltliche Bearbeitung sollte zu diesem Punkt eine Belegspur angelegt werden: Dokument, Version, Datum, Verfasser, technische Quelle, rechtliche Relevanz und offene Rückfrage. Besonders gefährlich sind Formulierungen wie „selbstlernend“, „voll autonom“, „MDR-ready“, „sicher ohne Schutzzaun“ oder „keine personenbezogenen Daten“, wenn die technische Dokumentation das nicht trägt.</w:t>
+        <w:t>Die betroffenen Einheiten werden kurzfristig nachkalibriert und der Ist-Zustand vorher messtechnisch dokumentiert, damit der Zustand vom 27.05.2026 rekonstruierbar bleibt.</w:t>
       </w:r>
     </w:p>
     <w:p>
@@ -179,10 +150,7 @@
         <w:pStyle w:val="Heading3"/>
       </w:pPr>
       <w:r>
-        <w:rPr>
-          <w:rFonts w:ascii="Times New Roman" w:hAnsi="Times New Roman"/>
-        </w:rPr>
-        <w:t>Punkt 2</w:t>
+        <w:t>Remotezugriff</w:t>
       </w:r>
     </w:p>
     <w:p>
@@ -190,150 +158,7 @@
         <w:jc w:val="left"/>
       </w:pPr>
       <w:r>
-        <w:t>Im Gespräch mit Leonie Rottkamp, Bertram Kiendl und Jasper Rodenwald wurde deutlich, dass die Produktlinie nicht mit einer einzigen rechtlichen Schublade erfasst werden kann. Die Vellbruck Robotics GmbH liefert Hardware, Steuerungssoftware, Cloudfunktionen, Wartung und gelegentlich eine kundenspezifische Parametrisierung. Beim Betreiber Münchner Feinlogistik GmbH wurden Schutzfelder verändert, ohne dass klar ist, ob dies vom Admin-Panel gedeckt oder nur technisch möglich war. Der Pflegepilot im St.-Ludgerus-Klinikum München-Sendling verschärft die Lage, weil dort Sensorik, vulnerable Personen und medizinische Nähe zusammentreffen.</w:t>
-      </w:r>
-    </w:p>
-    <w:p>
-      <w:pPr>
-        <w:jc w:val="left"/>
-      </w:pPr>
-      <w:r>
-        <w:t>Für die anwaltliche Bearbeitung sollte zu diesem Punkt eine Belegspur angelegt werden: Dokument, Version, Datum, Verfasser, technische Quelle, rechtliche Relevanz und offene Rückfrage. Besonders gefährlich sind Formulierungen wie „selbstlernend“, „voll autonom“, „MDR-ready“, „sicher ohne Schutzzaun“ oder „keine personenbezogenen Daten“, wenn die technische Dokumentation das nicht trägt.</w:t>
-      </w:r>
-    </w:p>
-    <w:p>
-      <w:pPr>
-        <w:pStyle w:val="Heading3"/>
-      </w:pPr>
-      <w:r>
-        <w:rPr>
-          <w:rFonts w:ascii="Times New Roman" w:hAnsi="Times New Roman"/>
-        </w:rPr>
-        <w:t>Punkt 3</w:t>
-      </w:r>
-    </w:p>
-    <w:p>
-      <w:pPr>
-        <w:jc w:val="left"/>
-      </w:pPr>
-      <w:r>
-        <w:t>Im Gespräch mit Leonie Rottkamp, Bertram Kiendl und Jasper Rodenwald wurde deutlich, dass die Produktlinie nicht mit einer einzigen rechtlichen Schublade erfasst werden kann. Die Vellbruck Robotics GmbH liefert Hardware, Steuerungssoftware, Cloudfunktionen, Wartung und gelegentlich eine kundenspezifische Parametrisierung. Beim Betreiber Münchner Feinlogistik GmbH wurden Schutzfelder verändert, ohne dass klar ist, ob dies vom Admin-Panel gedeckt oder nur technisch möglich war. Der Pflegepilot im St.-Ludgerus-Klinikum München-Sendling verschärft die Lage, weil dort Sensorik, vulnerable Personen und medizinische Nähe zusammentreffen.</w:t>
-      </w:r>
-    </w:p>
-    <w:p>
-      <w:pPr>
-        <w:jc w:val="left"/>
-      </w:pPr>
-      <w:r>
-        <w:t>Für die anwaltliche Bearbeitung sollte zu diesem Punkt eine Belegspur angelegt werden: Dokument, Version, Datum, Verfasser, technische Quelle, rechtliche Relevanz und offene Rückfrage. Besonders gefährlich sind Formulierungen wie „selbstlernend“, „voll autonom“, „MDR-ready“, „sicher ohne Schutzzaun“ oder „keine personenbezogenen Daten“, wenn die technische Dokumentation das nicht trägt.</w:t>
-      </w:r>
-    </w:p>
-    <w:p>
-      <w:pPr>
-        <w:pStyle w:val="Heading3"/>
-      </w:pPr>
-      <w:r>
-        <w:rPr>
-          <w:rFonts w:ascii="Times New Roman" w:hAnsi="Times New Roman"/>
-        </w:rPr>
-        <w:t>Punkt 4</w:t>
-      </w:r>
-    </w:p>
-    <w:p>
-      <w:pPr>
-        <w:jc w:val="left"/>
-      </w:pPr>
-      <w:r>
-        <w:t>Im Gespräch mit Leonie Rottkamp, Bertram Kiendl und Jasper Rodenwald wurde deutlich, dass die Produktlinie nicht mit einer einzigen rechtlichen Schublade erfasst werden kann. Die Vellbruck Robotics GmbH liefert Hardware, Steuerungssoftware, Cloudfunktionen, Wartung und gelegentlich eine kundenspezifische Parametrisierung. Beim Betreiber Münchner Feinlogistik GmbH wurden Schutzfelder verändert, ohne dass klar ist, ob dies vom Admin-Panel gedeckt oder nur technisch möglich war. Der Pflegepilot im St.-Ludgerus-Klinikum München-Sendling verschärft die Lage, weil dort Sensorik, vulnerable Personen und medizinische Nähe zusammentreffen.</w:t>
-      </w:r>
-    </w:p>
-    <w:p>
-      <w:pPr>
-        <w:jc w:val="left"/>
-      </w:pPr>
-      <w:r>
-        <w:t>Für die anwaltliche Bearbeitung sollte zu diesem Punkt eine Belegspur angelegt werden: Dokument, Version, Datum, Verfasser, technische Quelle, rechtliche Relevanz und offene Rückfrage. Besonders gefährlich sind Formulierungen wie „selbstlernend“, „voll autonom“, „MDR-ready“, „sicher ohne Schutzzaun“ oder „keine personenbezogenen Daten“, wenn die technische Dokumentation das nicht trägt.</w:t>
-      </w:r>
-    </w:p>
-    <w:p>
-      <w:pPr>
-        <w:pStyle w:val="Heading3"/>
-      </w:pPr>
-      <w:r>
-        <w:rPr>
-          <w:rFonts w:ascii="Times New Roman" w:hAnsi="Times New Roman"/>
-        </w:rPr>
-        <w:t>Punkt 5</w:t>
-      </w:r>
-    </w:p>
-    <w:p>
-      <w:pPr>
-        <w:jc w:val="left"/>
-      </w:pPr>
-      <w:r>
-        <w:t>Im Gespräch mit Leonie Rottkamp, Bertram Kiendl und Jasper Rodenwald wurde deutlich, dass die Produktlinie nicht mit einer einzigen rechtlichen Schublade erfasst werden kann. Die Vellbruck Robotics GmbH liefert Hardware, Steuerungssoftware, Cloudfunktionen, Wartung und gelegentlich eine kundenspezifische Parametrisierung. Beim Betreiber Münchner Feinlogistik GmbH wurden Schutzfelder verändert, ohne dass klar ist, ob dies vom Admin-Panel gedeckt oder nur technisch möglich war. Der Pflegepilot im St.-Ludgerus-Klinikum München-Sendling verschärft die Lage, weil dort Sensorik, vulnerable Personen und medizinische Nähe zusammentreffen.</w:t>
-      </w:r>
-    </w:p>
-    <w:p>
-      <w:pPr>
-        <w:jc w:val="left"/>
-      </w:pPr>
-      <w:r>
-        <w:t>Für die anwaltliche Bearbeitung sollte zu diesem Punkt eine Belegspur angelegt werden: Dokument, Version, Datum, Verfasser, technische Quelle, rechtliche Relevanz und offene Rückfrage. Besonders gefährlich sind Formulierungen wie „selbstlernend“, „voll autonom“, „MDR-ready“, „sicher ohne Schutzzaun“ oder „keine personenbezogenen Daten“, wenn die technische Dokumentation das nicht trägt.</w:t>
-      </w:r>
-    </w:p>
-    <w:p>
-      <w:pPr>
-        <w:pStyle w:val="Heading3"/>
-      </w:pPr>
-      <w:r>
-        <w:rPr>
-          <w:rFonts w:ascii="Times New Roman" w:hAnsi="Times New Roman"/>
-        </w:rPr>
-        <w:t>Punkt 6</w:t>
-      </w:r>
-    </w:p>
-    <w:p>
-      <w:pPr>
-        <w:jc w:val="left"/>
-      </w:pPr>
-      <w:r>
-        <w:t>Im Gespräch mit Leonie Rottkamp, Bertram Kiendl und Jasper Rodenwald wurde deutlich, dass die Produktlinie nicht mit einer einzigen rechtlichen Schublade erfasst werden kann. Die Vellbruck Robotics GmbH liefert Hardware, Steuerungssoftware, Cloudfunktionen, Wartung und gelegentlich eine kundenspezifische Parametrisierung. Beim Betreiber Münchner Feinlogistik GmbH wurden Schutzfelder verändert, ohne dass klar ist, ob dies vom Admin-Panel gedeckt oder nur technisch möglich war. Der Pflegepilot im St.-Ludgerus-Klinikum München-Sendling verschärft die Lage, weil dort Sensorik, vulnerable Personen und medizinische Nähe zusammentreffen.</w:t>
-      </w:r>
-    </w:p>
-    <w:p>
-      <w:pPr>
-        <w:jc w:val="left"/>
-      </w:pPr>
-      <w:r>
-        <w:t>Für die anwaltliche Bearbeitung sollte zu diesem Punkt eine Belegspur angelegt werden: Dokument, Version, Datum, Verfasser, technische Quelle, rechtliche Relevanz und offene Rückfrage. Besonders gefährlich sind Formulierungen wie „selbstlernend“, „voll autonom“, „MDR-ready“, „sicher ohne Schutzzaun“ oder „keine personenbezogenen Daten“, wenn die technische Dokumentation das nicht trägt.</w:t>
-      </w:r>
-    </w:p>
-    <w:p>
-      <w:pPr>
-        <w:pStyle w:val="Heading3"/>
-      </w:pPr>
-      <w:r>
-        <w:rPr>
-          <w:rFonts w:ascii="Times New Roman" w:hAnsi="Times New Roman"/>
-        </w:rPr>
-        <w:t>Punkt 7</w:t>
-      </w:r>
-    </w:p>
-    <w:p>
-      <w:pPr>
-        <w:jc w:val="left"/>
-      </w:pPr>
-      <w:r>
-        <w:t>Im Gespräch mit Leonie Rottkamp, Bertram Kiendl und Jasper Rodenwald wurde deutlich, dass die Produktlinie nicht mit einer einzigen rechtlichen Schublade erfasst werden kann. Die Vellbruck Robotics GmbH liefert Hardware, Steuerungssoftware, Cloudfunktionen, Wartung und gelegentlich eine kundenspezifische Parametrisierung. Beim Betreiber Münchner Feinlogistik GmbH wurden Schutzfelder verändert, ohne dass klar ist, ob dies vom Admin-Panel gedeckt oder nur technisch möglich war. Der Pflegepilot im St.-Ludgerus-Klinikum München-Sendling verschärft die Lage, weil dort Sensorik, vulnerable Personen und medizinische Nähe zusammentreffen.</w:t>
-      </w:r>
-    </w:p>
-    <w:p>
-      <w:pPr>
-        <w:jc w:val="left"/>
-      </w:pPr>
-      <w:r>
-        <w:t>Für die anwaltliche Bearbeitung sollte zu diesem Punkt eine Belegspur angelegt werden: Dokument, Version, Datum, Verfasser, technische Quelle, rechtliche Relevanz und offene Rückfrage. Besonders gefährlich sind Formulierungen wie „selbstlernend“, „voll autonom“, „MDR-ready“, „sicher ohne Schutzzaun“ oder „keine personenbezogenen Daten“, wenn die technische Dokumentation das nicht trägt.</w:t>
+        <w:t>Künftig wird jede Remotesitzung automatisch mit Ticketnummer, Konto und Zweck protokolliert; die Regel geht als Änderung in den Wartungsvertrag.</w:t>
       </w:r>
     </w:p>
     <w:p>
@@ -352,7 +177,7 @@
         <w:pStyle w:val="ListBullet"/>
       </w:pPr>
       <w:r>
-        <w:t>Welche Firmware war am Unfalltag tatsächlich aktiv?</w:t>
+        <w:t>Wurden die ausgefallenen Wartungen nachgeholt?</w:t>
       </w:r>
     </w:p>
     <w:p>
@@ -360,7 +185,7 @@
         <w:pStyle w:val="ListBullet"/>
       </w:pPr>
       <w:r>
-        <w:t>Welche Zweckbestimmung steht in der final ausgelieferten Anleitung?</w:t>
+        <w:t>Wer autorisierte die Remotesitzungen vom 27.05.2026?</w:t>
       </w:r>
     </w:p>
     <w:p>
@@ -368,23 +193,7 @@
         <w:pStyle w:val="ListBullet"/>
       </w:pPr>
       <w:r>
-        <w:t>Welche Schutzfeldänderungen waren technisch möglich und vertraglich erlaubt?</w:t>
-      </w:r>
-    </w:p>
-    <w:p>
-      <w:pPr>
-        <w:pStyle w:val="ListBullet"/>
-      </w:pPr>
-      <w:r>
-        <w:t>Welche personenbezogenen Daten werden lokal, in der Cloud und in Supporttickets verarbeitet?</w:t>
-      </w:r>
-    </w:p>
-    <w:p>
-      <w:pPr>
-        <w:pStyle w:val="ListBullet"/>
-      </w:pPr>
-      <w:r>
-        <w:t>Welche Aussagen wurden gegenüber Kunden, Behörde und Versicherer bereits gemacht?</w:t>
+        <w:t>Welche Kalibrierintervalle verlangt OptiSense verbindlich?</w:t>
       </w:r>
     </w:p>
     <w:sectPr>
